--- a/css/complete/5. animation/animations.docx
+++ b/css/complete/5. animation/animations.docx
@@ -2,6 +2,38 @@
 <file path=word/document.xml><?xml version="1.0" encoding="utf-8"?>
 <w:document xmlns:wpc="http://schemas.microsoft.com/office/word/2010/wordprocessingCanvas" xmlns:cx="http://schemas.microsoft.com/office/drawing/2014/chartex" xmlns:cx1="http://schemas.microsoft.com/office/drawing/2015/9/8/chartex" xmlns:cx2="http://schemas.microsoft.com/office/drawing/2015/10/21/chartex" xmlns:cx3="http://schemas.microsoft.com/office/drawing/2016/5/9/chartex" xmlns:cx4="http://schemas.microsoft.com/office/drawing/2016/5/10/chartex" xmlns:cx5="http://schemas.microsoft.com/office/drawing/2016/5/11/chartex" xmlns:cx6="http://schemas.microsoft.com/office/drawing/2016/5/12/chartex" xmlns:cx7="http://schemas.microsoft.com/office/drawing/2016/5/13/chartex" xmlns:cx8="http://schemas.microsoft.com/office/drawing/2016/5/14/chartex" xmlns:mc="http://schemas.openxmlformats.org/markup-compatibility/2006" xmlns:aink="http://schemas.microsoft.com/office/drawing/2016/ink" xmlns:am3d="http://schemas.microsoft.com/office/drawing/2017/model3d" xmlns:o="urn:schemas-microsoft-com:office:office" xmlns:oel="http://schemas.microsoft.com/office/2019/extlst" xmlns:r="http://schemas.openxmlformats.org/officeDocument/2006/relationships" xmlns:m="http://schemas.openxmlformats.org/officeDocument/2006/math" xmlns:v="urn:schemas-microsoft-com:vml" xmlns:wp14="http://schemas.microsoft.com/office/word/2010/wordprocessingDrawing" xmlns:wp="http://schemas.openxmlformats.org/drawingml/2006/wordprocessingDrawing" xmlns:w10="urn:schemas-microsoft-com:office:word" xmlns:w="http://schemas.openxmlformats.org/wordprocessingml/2006/main" xmlns:w14="http://schemas.microsoft.com/office/word/2010/wordml" xmlns:w15="http://schemas.microsoft.com/office/word/2012/wordml" xmlns:w16cex="http://schemas.microsoft.com/office/word/2018/wordml/cex" xmlns:w16cid="http://schemas.microsoft.com/office/word/2016/wordml/cid" xmlns:w16="http://schemas.microsoft.com/office/word/2018/wordml" xmlns:w16sdtdh="http://schemas.microsoft.com/office/word/2020/wordml/sdtdatahash" xmlns:w16se="http://schemas.microsoft.com/office/word/2015/wordml/symex" xmlns:wpg="http://schemas.microsoft.com/office/word/2010/wordprocessingGroup" xmlns:wpi="http://schemas.microsoft.com/office/word/2010/wordprocessingInk" xmlns:wne="http://schemas.microsoft.com/office/word/2006/wordml" xmlns:wps="http://schemas.microsoft.com/office/word/2010/wordprocessingShape" mc:Ignorable="w14 w15 w16se w16cid w16 w16cex w16sdtdh wp14">
   <w:body>
+    <w:p>
+      <w:pPr>
+        <w:spacing w:after="240" w:line="420" w:lineRule="atLeast"/>
+        <w:rPr>
+          <w:rFonts w:ascii="Helvetica Neue" w:eastAsia="Times New Roman" w:hAnsi="Helvetica Neue" w:cs="Times New Roman"/>
+          <w:b/>
+          <w:bCs/>
+          <w:color w:val="1B1C1D"/>
+          <w:kern w:val="0"/>
+          <w:sz w:val="56"/>
+          <w:szCs w:val="56"/>
+          <w:u w:val="single"/>
+          <w:lang w:eastAsia="en-GB"/>
+          <w14:ligatures w14:val="none"/>
+        </w:rPr>
+      </w:pPr>
+      <w:r>
+        <w:rPr>
+          <w:rFonts w:ascii="Helvetica Neue" w:eastAsia="Times New Roman" w:hAnsi="Helvetica Neue" w:cs="Times New Roman"/>
+          <w:b/>
+          <w:bCs/>
+          <w:color w:val="1B1C1D"/>
+          <w:kern w:val="0"/>
+          <w:sz w:val="56"/>
+          <w:szCs w:val="56"/>
+          <w:u w:val="single"/>
+          <w:lang w:eastAsia="en-GB"/>
+          <w14:ligatures w14:val="none"/>
+        </w:rPr>
+        <w:t>CSS Animation</w:t>
+      </w:r>
+    </w:p>
     <w:p>
       <w:pPr>
         <w:spacing w:after="240" w:line="420" w:lineRule="atLeast"/>
@@ -452,6 +484,402 @@
     </w:p>
     <w:p>
       <w:pPr>
+        <w:spacing w:before="100" w:beforeAutospacing="1" w:after="100" w:afterAutospacing="1"/>
+        <w:ind w:left="1080"/>
+        <w:rPr>
+          <w:rFonts w:ascii="Helvetica" w:eastAsia="Times New Roman" w:hAnsi="Helvetica" w:cs="Times New Roman"/>
+          <w:kern w:val="0"/>
+          <w:lang w:eastAsia="en-GB"/>
+          <w14:ligatures w14:val="none"/>
+        </w:rPr>
+      </w:pPr>
+      <w:r>
+        <w:rPr>
+          <w:rFonts w:ascii="Helvetica" w:eastAsia="Times New Roman" w:hAnsi="Helvetica" w:cs="Times New Roman"/>
+          <w:b/>
+          <w:bCs/>
+          <w:kern w:val="0"/>
+          <w:lang w:eastAsia="en-GB"/>
+          <w14:ligatures w14:val="none"/>
+        </w:rPr>
+        <w:t>Non-Animatable Properties (Examples):</w:t>
+      </w:r>
+    </w:p>
+    <w:p>
+      <w:pPr>
+        <w:numPr>
+          <w:ilvl w:val="0"/>
+          <w:numId w:val="5"/>
+        </w:numPr>
+        <w:tabs>
+          <w:tab w:val="clear" w:pos="720"/>
+          <w:tab w:val="num" w:pos="1800"/>
+        </w:tabs>
+        <w:spacing w:before="100" w:beforeAutospacing="1" w:after="100" w:afterAutospacing="1"/>
+        <w:ind w:left="1800"/>
+        <w:rPr>
+          <w:rFonts w:ascii="Courier New" w:eastAsia="Times New Roman" w:hAnsi="Courier New" w:cs="Courier New"/>
+          <w:kern w:val="0"/>
+          <w:lang w:eastAsia="en-GB"/>
+          <w14:ligatures w14:val="none"/>
+        </w:rPr>
+      </w:pPr>
+      <w:r>
+        <w:rPr>
+          <w:rFonts w:ascii="Courier New" w:eastAsia="Times New Roman" w:hAnsi="Courier New" w:cs="Courier New"/>
+          <w:kern w:val="0"/>
+          <w:sz w:val="20"/>
+          <w:szCs w:val="20"/>
+          <w:lang w:eastAsia="en-GB"/>
+          <w14:ligatures w14:val="none"/>
+        </w:rPr>
+        <w:t>display</w:t>
+      </w:r>
+      <w:r>
+        <w:rPr>
+          <w:rFonts w:ascii="Courier New" w:eastAsia="Times New Roman" w:hAnsi="Courier New" w:cs="Courier New"/>
+          <w:kern w:val="0"/>
+          <w:lang w:eastAsia="en-GB"/>
+          <w14:ligatures w14:val="none"/>
+        </w:rPr>
+        <w:t>.</w:t>
+      </w:r>
+    </w:p>
+    <w:p>
+      <w:pPr>
+        <w:numPr>
+          <w:ilvl w:val="0"/>
+          <w:numId w:val="5"/>
+        </w:numPr>
+        <w:tabs>
+          <w:tab w:val="clear" w:pos="720"/>
+          <w:tab w:val="num" w:pos="1800"/>
+        </w:tabs>
+        <w:spacing w:before="100" w:beforeAutospacing="1" w:after="100" w:afterAutospacing="1"/>
+        <w:ind w:left="1800"/>
+        <w:rPr>
+          <w:rFonts w:ascii="Courier New" w:eastAsia="Times New Roman" w:hAnsi="Courier New" w:cs="Courier New"/>
+          <w:kern w:val="0"/>
+          <w:lang w:eastAsia="en-GB"/>
+          <w14:ligatures w14:val="none"/>
+        </w:rPr>
+      </w:pPr>
+      <w:r>
+        <w:rPr>
+          <w:rFonts w:ascii="Courier New" w:eastAsia="Times New Roman" w:hAnsi="Courier New" w:cs="Courier New"/>
+          <w:kern w:val="0"/>
+          <w:sz w:val="20"/>
+          <w:szCs w:val="20"/>
+          <w:lang w:eastAsia="en-GB"/>
+          <w14:ligatures w14:val="none"/>
+        </w:rPr>
+        <w:t>position</w:t>
+      </w:r>
+      <w:r>
+        <w:rPr>
+          <w:rFonts w:ascii="Courier New" w:eastAsia="Times New Roman" w:hAnsi="Courier New" w:cs="Courier New"/>
+          <w:kern w:val="0"/>
+          <w:lang w:eastAsia="en-GB"/>
+          <w14:ligatures w14:val="none"/>
+        </w:rPr>
+        <w:t xml:space="preserve"> (the type of positioning itself cannot be transitioned).</w:t>
+      </w:r>
+    </w:p>
+    <w:p>
+      <w:pPr>
+        <w:numPr>
+          <w:ilvl w:val="0"/>
+          <w:numId w:val="5"/>
+        </w:numPr>
+        <w:tabs>
+          <w:tab w:val="clear" w:pos="720"/>
+          <w:tab w:val="num" w:pos="1800"/>
+        </w:tabs>
+        <w:spacing w:before="100" w:beforeAutospacing="1" w:after="100" w:afterAutospacing="1"/>
+        <w:ind w:left="1800"/>
+        <w:rPr>
+          <w:rFonts w:ascii="Courier New" w:eastAsia="Times New Roman" w:hAnsi="Courier New" w:cs="Courier New"/>
+          <w:kern w:val="0"/>
+          <w:lang w:eastAsia="en-GB"/>
+          <w14:ligatures w14:val="none"/>
+        </w:rPr>
+      </w:pPr>
+      <w:r>
+        <w:rPr>
+          <w:rFonts w:ascii="Courier New" w:eastAsia="Times New Roman" w:hAnsi="Courier New" w:cs="Courier New"/>
+          <w:kern w:val="0"/>
+          <w:sz w:val="20"/>
+          <w:szCs w:val="20"/>
+          <w:lang w:eastAsia="en-GB"/>
+          <w14:ligatures w14:val="none"/>
+        </w:rPr>
+        <w:t>float</w:t>
+      </w:r>
+      <w:r>
+        <w:rPr>
+          <w:rFonts w:ascii="Courier New" w:eastAsia="Times New Roman" w:hAnsi="Courier New" w:cs="Courier New"/>
+          <w:kern w:val="0"/>
+          <w:lang w:eastAsia="en-GB"/>
+          <w14:ligatures w14:val="none"/>
+        </w:rPr>
+        <w:t>.</w:t>
+      </w:r>
+    </w:p>
+    <w:p>
+      <w:pPr>
+        <w:numPr>
+          <w:ilvl w:val="0"/>
+          <w:numId w:val="5"/>
+        </w:numPr>
+        <w:tabs>
+          <w:tab w:val="clear" w:pos="720"/>
+          <w:tab w:val="num" w:pos="1800"/>
+        </w:tabs>
+        <w:spacing w:before="100" w:beforeAutospacing="1" w:after="100" w:afterAutospacing="1"/>
+        <w:ind w:left="1800"/>
+        <w:rPr>
+          <w:rFonts w:ascii="Courier New" w:eastAsia="Times New Roman" w:hAnsi="Courier New" w:cs="Courier New"/>
+          <w:kern w:val="0"/>
+          <w:lang w:eastAsia="en-GB"/>
+          <w14:ligatures w14:val="none"/>
+        </w:rPr>
+      </w:pPr>
+      <w:r>
+        <w:rPr>
+          <w:rFonts w:ascii="Courier New" w:eastAsia="Times New Roman" w:hAnsi="Courier New" w:cs="Courier New"/>
+          <w:kern w:val="0"/>
+          <w:sz w:val="20"/>
+          <w:szCs w:val="20"/>
+          <w:lang w:eastAsia="en-GB"/>
+          <w14:ligatures w14:val="none"/>
+        </w:rPr>
+        <w:t>clear</w:t>
+      </w:r>
+      <w:r>
+        <w:rPr>
+          <w:rFonts w:ascii="Courier New" w:eastAsia="Times New Roman" w:hAnsi="Courier New" w:cs="Courier New"/>
+          <w:kern w:val="0"/>
+          <w:lang w:eastAsia="en-GB"/>
+          <w14:ligatures w14:val="none"/>
+        </w:rPr>
+        <w:t>.</w:t>
+      </w:r>
+    </w:p>
+    <w:p>
+      <w:pPr>
+        <w:numPr>
+          <w:ilvl w:val="0"/>
+          <w:numId w:val="5"/>
+        </w:numPr>
+        <w:tabs>
+          <w:tab w:val="clear" w:pos="720"/>
+          <w:tab w:val="num" w:pos="1800"/>
+        </w:tabs>
+        <w:spacing w:before="100" w:beforeAutospacing="1" w:after="100" w:afterAutospacing="1"/>
+        <w:ind w:left="1800"/>
+        <w:rPr>
+          <w:rFonts w:ascii="Courier New" w:eastAsia="Times New Roman" w:hAnsi="Courier New" w:cs="Courier New"/>
+          <w:kern w:val="0"/>
+          <w:lang w:eastAsia="en-GB"/>
+          <w14:ligatures w14:val="none"/>
+        </w:rPr>
+      </w:pPr>
+      <w:r>
+        <w:rPr>
+          <w:rFonts w:ascii="Courier New" w:eastAsia="Times New Roman" w:hAnsi="Courier New" w:cs="Courier New"/>
+          <w:kern w:val="0"/>
+          <w:sz w:val="20"/>
+          <w:szCs w:val="20"/>
+          <w:lang w:eastAsia="en-GB"/>
+          <w14:ligatures w14:val="none"/>
+        </w:rPr>
+        <w:t>overflow</w:t>
+      </w:r>
+      <w:r>
+        <w:rPr>
+          <w:rFonts w:ascii="Courier New" w:eastAsia="Times New Roman" w:hAnsi="Courier New" w:cs="Courier New"/>
+          <w:kern w:val="0"/>
+          <w:lang w:eastAsia="en-GB"/>
+          <w14:ligatures w14:val="none"/>
+        </w:rPr>
+        <w:t>.</w:t>
+      </w:r>
+    </w:p>
+    <w:p>
+      <w:pPr>
+        <w:numPr>
+          <w:ilvl w:val="0"/>
+          <w:numId w:val="5"/>
+        </w:numPr>
+        <w:tabs>
+          <w:tab w:val="clear" w:pos="720"/>
+          <w:tab w:val="num" w:pos="1800"/>
+        </w:tabs>
+        <w:spacing w:before="100" w:beforeAutospacing="1" w:after="100" w:afterAutospacing="1"/>
+        <w:ind w:left="1800"/>
+        <w:rPr>
+          <w:rFonts w:ascii="Courier New" w:eastAsia="Times New Roman" w:hAnsi="Courier New" w:cs="Courier New"/>
+          <w:kern w:val="0"/>
+          <w:lang w:eastAsia="en-GB"/>
+          <w14:ligatures w14:val="none"/>
+        </w:rPr>
+      </w:pPr>
+      <w:r>
+        <w:rPr>
+          <w:rFonts w:ascii="Courier New" w:eastAsia="Times New Roman" w:hAnsi="Courier New" w:cs="Courier New"/>
+          <w:kern w:val="0"/>
+          <w:sz w:val="20"/>
+          <w:szCs w:val="20"/>
+          <w:lang w:eastAsia="en-GB"/>
+          <w14:ligatures w14:val="none"/>
+        </w:rPr>
+        <w:t>cursor</w:t>
+      </w:r>
+      <w:r>
+        <w:rPr>
+          <w:rFonts w:ascii="Courier New" w:eastAsia="Times New Roman" w:hAnsi="Courier New" w:cs="Courier New"/>
+          <w:kern w:val="0"/>
+          <w:lang w:eastAsia="en-GB"/>
+          <w14:ligatures w14:val="none"/>
+        </w:rPr>
+        <w:t>.</w:t>
+      </w:r>
+    </w:p>
+    <w:p>
+      <w:pPr>
+        <w:numPr>
+          <w:ilvl w:val="0"/>
+          <w:numId w:val="5"/>
+        </w:numPr>
+        <w:tabs>
+          <w:tab w:val="clear" w:pos="720"/>
+          <w:tab w:val="num" w:pos="1800"/>
+        </w:tabs>
+        <w:spacing w:before="100" w:beforeAutospacing="1" w:after="100" w:afterAutospacing="1"/>
+        <w:ind w:left="1800"/>
+        <w:rPr>
+          <w:rFonts w:ascii="Courier New" w:eastAsia="Times New Roman" w:hAnsi="Courier New" w:cs="Courier New"/>
+          <w:kern w:val="0"/>
+          <w:lang w:eastAsia="en-GB"/>
+          <w14:ligatures w14:val="none"/>
+        </w:rPr>
+      </w:pPr>
+      <w:r>
+        <w:rPr>
+          <w:rFonts w:ascii="Courier New" w:eastAsia="Times New Roman" w:hAnsi="Courier New" w:cs="Courier New"/>
+          <w:kern w:val="0"/>
+          <w:sz w:val="20"/>
+          <w:szCs w:val="20"/>
+          <w:lang w:eastAsia="en-GB"/>
+          <w14:ligatures w14:val="none"/>
+        </w:rPr>
+        <w:t>list-style-type</w:t>
+      </w:r>
+      <w:r>
+        <w:rPr>
+          <w:rFonts w:ascii="Courier New" w:eastAsia="Times New Roman" w:hAnsi="Courier New" w:cs="Courier New"/>
+          <w:kern w:val="0"/>
+          <w:lang w:eastAsia="en-GB"/>
+          <w14:ligatures w14:val="none"/>
+        </w:rPr>
+        <w:t>.</w:t>
+      </w:r>
+    </w:p>
+    <w:p>
+      <w:pPr>
+        <w:numPr>
+          <w:ilvl w:val="0"/>
+          <w:numId w:val="5"/>
+        </w:numPr>
+        <w:tabs>
+          <w:tab w:val="clear" w:pos="720"/>
+          <w:tab w:val="num" w:pos="1800"/>
+        </w:tabs>
+        <w:spacing w:before="100" w:beforeAutospacing="1" w:after="100" w:afterAutospacing="1"/>
+        <w:ind w:left="1800"/>
+        <w:rPr>
+          <w:rFonts w:ascii="Courier New" w:eastAsia="Times New Roman" w:hAnsi="Courier New" w:cs="Courier New"/>
+          <w:kern w:val="0"/>
+          <w:lang w:eastAsia="en-GB"/>
+          <w14:ligatures w14:val="none"/>
+        </w:rPr>
+      </w:pPr>
+      <w:r>
+        <w:rPr>
+          <w:rFonts w:ascii="Courier New" w:eastAsia="Times New Roman" w:hAnsi="Courier New" w:cs="Courier New"/>
+          <w:kern w:val="0"/>
+          <w:sz w:val="20"/>
+          <w:szCs w:val="20"/>
+          <w:lang w:eastAsia="en-GB"/>
+          <w14:ligatures w14:val="none"/>
+        </w:rPr>
+        <w:t>text-align</w:t>
+      </w:r>
+      <w:r>
+        <w:rPr>
+          <w:rFonts w:ascii="Courier New" w:eastAsia="Times New Roman" w:hAnsi="Courier New" w:cs="Courier New"/>
+          <w:kern w:val="0"/>
+          <w:lang w:eastAsia="en-GB"/>
+          <w14:ligatures w14:val="none"/>
+        </w:rPr>
+        <w:t>.</w:t>
+      </w:r>
+    </w:p>
+    <w:p>
+      <w:pPr>
+        <w:numPr>
+          <w:ilvl w:val="0"/>
+          <w:numId w:val="5"/>
+        </w:numPr>
+        <w:tabs>
+          <w:tab w:val="clear" w:pos="720"/>
+          <w:tab w:val="num" w:pos="1800"/>
+        </w:tabs>
+        <w:spacing w:before="100" w:beforeAutospacing="1" w:after="100" w:afterAutospacing="1"/>
+        <w:ind w:left="1800"/>
+        <w:rPr>
+          <w:rFonts w:ascii="Courier New" w:eastAsia="Times New Roman" w:hAnsi="Courier New" w:cs="Courier New"/>
+          <w:kern w:val="0"/>
+          <w:lang w:eastAsia="en-GB"/>
+          <w14:ligatures w14:val="none"/>
+        </w:rPr>
+      </w:pPr>
+      <w:r>
+        <w:rPr>
+          <w:rFonts w:ascii="Courier New" w:eastAsia="Times New Roman" w:hAnsi="Courier New" w:cs="Courier New"/>
+          <w:kern w:val="0"/>
+          <w:sz w:val="20"/>
+          <w:szCs w:val="20"/>
+          <w:lang w:eastAsia="en-GB"/>
+          <w14:ligatures w14:val="none"/>
+        </w:rPr>
+        <w:t>border-style</w:t>
+      </w:r>
+      <w:r>
+        <w:rPr>
+          <w:rFonts w:ascii="Courier New" w:eastAsia="Times New Roman" w:hAnsi="Courier New" w:cs="Courier New"/>
+          <w:kern w:val="0"/>
+          <w:lang w:eastAsia="en-GB"/>
+          <w14:ligatures w14:val="none"/>
+        </w:rPr>
+        <w:t>.</w:t>
+      </w:r>
+    </w:p>
+    <w:p>
+      <w:pPr>
+        <w:spacing w:line="420" w:lineRule="atLeast"/>
+        <w:ind w:left="1440"/>
+        <w:rPr>
+          <w:rFonts w:ascii="Helvetica Neue" w:eastAsia="Times New Roman" w:hAnsi="Helvetica Neue" w:cs="Times New Roman"/>
+          <w:color w:val="1B1C1D"/>
+          <w:kern w:val="0"/>
+          <w:lang w:eastAsia="en-GB"/>
+          <w14:ligatures w14:val="none"/>
+        </w:rPr>
+      </w:pPr>
+    </w:p>
+    <w:p>
+      <w:pPr>
         <w:numPr>
           <w:ilvl w:val="0"/>
           <w:numId w:val="5"/>
@@ -476,6 +904,7 @@
           <w:lang w:eastAsia="en-GB"/>
           <w14:ligatures w14:val="none"/>
         </w:rPr>
+        <w:lastRenderedPageBreak/>
         <w:t>Example:</w:t>
       </w:r>
     </w:p>
@@ -1353,7 +1782,6 @@
           <w:lang w:eastAsia="en-GB"/>
           <w14:ligatures w14:val="none"/>
         </w:rPr>
-        <w:lastRenderedPageBreak/>
         <w:t xml:space="preserve">In this example, when the </w:t>
       </w:r>
       <w:r>
@@ -1986,6 +2414,7 @@
           <w:lang w:eastAsia="en-GB"/>
           <w14:ligatures w14:val="none"/>
         </w:rPr>
+        <w:lastRenderedPageBreak/>
         <w:t>scale3d(x, y, z)</w:t>
       </w:r>
       <w:r>
@@ -2792,7 +3221,6 @@
           <w:lang w:eastAsia="en-GB"/>
           <w14:ligatures w14:val="none"/>
         </w:rPr>
-        <w:lastRenderedPageBreak/>
         <w:t>}</w:t>
       </w:r>
     </w:p>
@@ -3891,7 +4319,6 @@
           <w:lang w:eastAsia="en-GB"/>
           <w14:ligatures w14:val="none"/>
         </w:rPr>
-        <w:lastRenderedPageBreak/>
         <w:t>Transitions and transforms are essential tools for creating modern, interactive web experiences. Understanding their differences and how to use them together will significantly improve your ability to create engaging visual effects.</w:t>
       </w:r>
     </w:p>
@@ -3904,37 +4331,954 @@
           <w:bCs/>
           <w:color w:val="1B1C1D"/>
           <w:kern w:val="0"/>
-          <w:lang w:eastAsia="en-GB"/>
-          <w14:ligatures w14:val="none"/>
-        </w:rPr>
-      </w:pPr>
-    </w:p>
-    <w:p>
-      <w:pPr>
-        <w:spacing w:after="240" w:line="420" w:lineRule="atLeast"/>
+          <w:sz w:val="56"/>
+          <w:szCs w:val="56"/>
+          <w:u w:val="single"/>
+          <w:lang w:eastAsia="en-GB"/>
+          <w14:ligatures w14:val="none"/>
+        </w:rPr>
+      </w:pPr>
+      <w:r>
         <w:rPr>
           <w:rFonts w:ascii="Helvetica Neue" w:eastAsia="Times New Roman" w:hAnsi="Helvetica Neue" w:cs="Times New Roman"/>
           <w:b/>
           <w:bCs/>
           <w:color w:val="1B1C1D"/>
           <w:kern w:val="0"/>
-          <w:lang w:eastAsia="en-GB"/>
-          <w14:ligatures w14:val="none"/>
-        </w:rPr>
-      </w:pPr>
-      <w:r>
-        <w:rPr>
-          <w:rFonts w:ascii="Helvetica Neue" w:eastAsia="Times New Roman" w:hAnsi="Helvetica Neue" w:cs="Times New Roman"/>
+          <w:sz w:val="56"/>
+          <w:szCs w:val="56"/>
+          <w:u w:val="single"/>
+          <w:lang w:eastAsia="en-GB"/>
+          <w14:ligatures w14:val="none"/>
+        </w:rPr>
+        <w:t>Keyframe animations:</w:t>
+      </w:r>
+    </w:p>
+    <w:p>
+      <w:pPr>
+        <w:spacing w:after="240" w:line="420" w:lineRule="atLeast"/>
+        <w:rPr>
+          <w:rFonts w:ascii="Helvetica" w:eastAsia="Times New Roman" w:hAnsi="Helvetica" w:cs="Times New Roman"/>
+          <w:color w:val="1B1C1D"/>
+          <w:kern w:val="0"/>
+          <w:sz w:val="22"/>
+          <w:szCs w:val="22"/>
+          <w:lang w:eastAsia="en-GB"/>
+          <w14:ligatures w14:val="none"/>
+        </w:rPr>
+      </w:pPr>
+      <w:r>
+        <w:rPr>
+          <w:rFonts w:ascii="Helvetica Neue" w:eastAsia="Times New Roman" w:hAnsi="Helvetica Neue" w:cs="Times New Roman"/>
+          <w:color w:val="1B1C1D"/>
+          <w:kern w:val="0"/>
+          <w:lang w:eastAsia="en-GB"/>
+          <w14:ligatures w14:val="none"/>
+        </w:rPr>
+        <w:t>CSS animations allow you to create dynamic visual effects on your web pages without relying on JavaScript (for simple animations). They provide a way to animate almost any CSS property, making it possible to create transitions, transformations, and other engaging visual experiences.</w:t>
+      </w:r>
+    </w:p>
+    <w:p>
+      <w:pPr>
+        <w:spacing w:before="100" w:beforeAutospacing="1" w:after="100" w:afterAutospacing="1"/>
+        <w:rPr>
+          <w:rFonts w:ascii="Helvetica" w:eastAsia="Times New Roman" w:hAnsi="Helvetica" w:cs="Times New Roman"/>
+          <w:kern w:val="0"/>
+          <w:sz w:val="22"/>
+          <w:szCs w:val="22"/>
+          <w:lang w:eastAsia="en-GB"/>
+          <w14:ligatures w14:val="none"/>
+        </w:rPr>
+      </w:pPr>
+      <w:r>
+        <w:rPr>
+          <w:rFonts w:ascii="Helvetica" w:eastAsia="Times New Roman" w:hAnsi="Helvetica" w:cs="Times New Roman"/>
           <w:b/>
           <w:bCs/>
-          <w:color w:val="1B1C1D"/>
-          <w:kern w:val="0"/>
-          <w:lang w:eastAsia="en-GB"/>
-          <w14:ligatures w14:val="none"/>
-        </w:rPr>
-        <w:t>Keyframe animations:</w:t>
-      </w:r>
-    </w:p>
+          <w:kern w:val="0"/>
+          <w:sz w:val="22"/>
+          <w:szCs w:val="22"/>
+          <w:lang w:eastAsia="en-GB"/>
+          <w14:ligatures w14:val="none"/>
+        </w:rPr>
+        <w:t>Here's a table summarizing the key differences:</w:t>
+      </w:r>
+    </w:p>
+    <w:tbl>
+      <w:tblPr>
+        <w:tblW w:w="0" w:type="auto"/>
+        <w:tblCellSpacing w:w="15" w:type="dxa"/>
+        <w:tblBorders>
+          <w:top w:val="single" w:sz="4" w:space="0" w:color="auto"/>
+          <w:left w:val="single" w:sz="4" w:space="0" w:color="auto"/>
+          <w:bottom w:val="single" w:sz="4" w:space="0" w:color="auto"/>
+          <w:right w:val="single" w:sz="4" w:space="0" w:color="auto"/>
+          <w:insideH w:val="single" w:sz="4" w:space="0" w:color="auto"/>
+          <w:insideV w:val="single" w:sz="4" w:space="0" w:color="auto"/>
+        </w:tblBorders>
+        <w:tblCellMar>
+          <w:top w:w="15" w:type="dxa"/>
+          <w:left w:w="15" w:type="dxa"/>
+          <w:bottom w:w="15" w:type="dxa"/>
+          <w:right w:w="15" w:type="dxa"/>
+        </w:tblCellMar>
+        <w:tblLook w:val="04A0" w:firstRow="1" w:lastRow="0" w:firstColumn="1" w:lastColumn="0" w:noHBand="0" w:noVBand="1"/>
+      </w:tblPr>
+      <w:tblGrid>
+        <w:gridCol w:w="1823"/>
+        <w:gridCol w:w="3429"/>
+        <w:gridCol w:w="3764"/>
+      </w:tblGrid>
+      <w:tr>
+        <w:trPr>
+          <w:tblCellSpacing w:w="15" w:type="dxa"/>
+        </w:trPr>
+        <w:tc>
+          <w:tcPr>
+            <w:tcW w:w="0" w:type="auto"/>
+            <w:vAlign w:val="center"/>
+            <w:hideMark/>
+          </w:tcPr>
+          <w:p>
+            <w:pPr>
+              <w:jc w:val="center"/>
+              <w:rPr>
+                <w:rFonts w:ascii="Helvetica" w:eastAsia="Times New Roman" w:hAnsi="Helvetica" w:cs="Times New Roman"/>
+                <w:b/>
+                <w:bCs/>
+                <w:kern w:val="0"/>
+                <w:sz w:val="20"/>
+                <w:szCs w:val="20"/>
+                <w:lang w:eastAsia="en-GB"/>
+                <w14:ligatures w14:val="none"/>
+              </w:rPr>
+            </w:pPr>
+            <w:r>
+              <w:rPr>
+                <w:rFonts w:ascii="Helvetica" w:eastAsia="Times New Roman" w:hAnsi="Helvetica" w:cs="Times New Roman"/>
+                <w:b/>
+                <w:bCs/>
+                <w:kern w:val="0"/>
+                <w:sz w:val="20"/>
+                <w:szCs w:val="20"/>
+                <w:lang w:eastAsia="en-GB"/>
+                <w14:ligatures w14:val="none"/>
+              </w:rPr>
+              <w:t>Feature</w:t>
+            </w:r>
+          </w:p>
+        </w:tc>
+        <w:tc>
+          <w:tcPr>
+            <w:tcW w:w="0" w:type="auto"/>
+            <w:vAlign w:val="center"/>
+            <w:hideMark/>
+          </w:tcPr>
+          <w:p>
+            <w:pPr>
+              <w:jc w:val="center"/>
+              <w:rPr>
+                <w:rFonts w:ascii="Helvetica" w:eastAsia="Times New Roman" w:hAnsi="Helvetica" w:cs="Times New Roman"/>
+                <w:b/>
+                <w:bCs/>
+                <w:kern w:val="0"/>
+                <w:sz w:val="20"/>
+                <w:szCs w:val="20"/>
+                <w:lang w:eastAsia="en-GB"/>
+                <w14:ligatures w14:val="none"/>
+              </w:rPr>
+            </w:pPr>
+            <w:r>
+              <w:rPr>
+                <w:rFonts w:ascii="Helvetica" w:eastAsia="Times New Roman" w:hAnsi="Helvetica" w:cs="Times New Roman"/>
+                <w:b/>
+                <w:bCs/>
+                <w:kern w:val="0"/>
+                <w:sz w:val="20"/>
+                <w:szCs w:val="20"/>
+                <w:lang w:eastAsia="en-GB"/>
+                <w14:ligatures w14:val="none"/>
+              </w:rPr>
+              <w:t>CSS Transitions</w:t>
+            </w:r>
+          </w:p>
+        </w:tc>
+        <w:tc>
+          <w:tcPr>
+            <w:tcW w:w="0" w:type="auto"/>
+            <w:vAlign w:val="center"/>
+            <w:hideMark/>
+          </w:tcPr>
+          <w:p>
+            <w:pPr>
+              <w:jc w:val="center"/>
+              <w:rPr>
+                <w:rFonts w:ascii="Helvetica" w:eastAsia="Times New Roman" w:hAnsi="Helvetica" w:cs="Times New Roman"/>
+                <w:b/>
+                <w:bCs/>
+                <w:kern w:val="0"/>
+                <w:sz w:val="20"/>
+                <w:szCs w:val="20"/>
+                <w:lang w:eastAsia="en-GB"/>
+                <w14:ligatures w14:val="none"/>
+              </w:rPr>
+            </w:pPr>
+            <w:r>
+              <w:rPr>
+                <w:rFonts w:ascii="Helvetica" w:eastAsia="Times New Roman" w:hAnsi="Helvetica" w:cs="Times New Roman"/>
+                <w:b/>
+                <w:bCs/>
+                <w:kern w:val="0"/>
+                <w:sz w:val="20"/>
+                <w:szCs w:val="20"/>
+                <w:lang w:eastAsia="en-GB"/>
+                <w14:ligatures w14:val="none"/>
+              </w:rPr>
+              <w:t>CSS Keyframe Animations</w:t>
+            </w:r>
+          </w:p>
+        </w:tc>
+      </w:tr>
+      <w:tr>
+        <w:trPr>
+          <w:tblCellSpacing w:w="15" w:type="dxa"/>
+        </w:trPr>
+        <w:tc>
+          <w:tcPr>
+            <w:tcW w:w="0" w:type="auto"/>
+            <w:vAlign w:val="center"/>
+            <w:hideMark/>
+          </w:tcPr>
+          <w:p>
+            <w:pPr>
+              <w:rPr>
+                <w:rFonts w:ascii="Helvetica" w:eastAsia="Times New Roman" w:hAnsi="Helvetica" w:cs="Times New Roman"/>
+                <w:kern w:val="0"/>
+                <w:sz w:val="20"/>
+                <w:szCs w:val="20"/>
+                <w:lang w:eastAsia="en-GB"/>
+                <w14:ligatures w14:val="none"/>
+              </w:rPr>
+            </w:pPr>
+            <w:r>
+              <w:rPr>
+                <w:rFonts w:ascii="Helvetica" w:eastAsia="Times New Roman" w:hAnsi="Helvetica" w:cs="Times New Roman"/>
+                <w:b/>
+                <w:bCs/>
+                <w:kern w:val="0"/>
+                <w:sz w:val="20"/>
+                <w:szCs w:val="20"/>
+                <w:lang w:eastAsia="en-GB"/>
+                <w14:ligatures w14:val="none"/>
+              </w:rPr>
+              <w:t>State Change</w:t>
+            </w:r>
+          </w:p>
+        </w:tc>
+        <w:tc>
+          <w:tcPr>
+            <w:tcW w:w="0" w:type="auto"/>
+            <w:vAlign w:val="center"/>
+            <w:hideMark/>
+          </w:tcPr>
+          <w:p>
+            <w:pPr>
+              <w:rPr>
+                <w:rFonts w:ascii="Helvetica" w:eastAsia="Times New Roman" w:hAnsi="Helvetica" w:cs="Times New Roman"/>
+                <w:kern w:val="0"/>
+                <w:sz w:val="20"/>
+                <w:szCs w:val="20"/>
+                <w:lang w:eastAsia="en-GB"/>
+                <w14:ligatures w14:val="none"/>
+              </w:rPr>
+            </w:pPr>
+            <w:r>
+              <w:rPr>
+                <w:rFonts w:ascii="Helvetica" w:eastAsia="Times New Roman" w:hAnsi="Helvetica" w:cs="Times New Roman"/>
+                <w:kern w:val="0"/>
+                <w:sz w:val="20"/>
+                <w:szCs w:val="20"/>
+                <w:lang w:eastAsia="en-GB"/>
+                <w14:ligatures w14:val="none"/>
+              </w:rPr>
+              <w:t>Two states (start and end)</w:t>
+            </w:r>
+          </w:p>
+        </w:tc>
+        <w:tc>
+          <w:tcPr>
+            <w:tcW w:w="0" w:type="auto"/>
+            <w:vAlign w:val="center"/>
+            <w:hideMark/>
+          </w:tcPr>
+          <w:p>
+            <w:pPr>
+              <w:rPr>
+                <w:rFonts w:ascii="Helvetica" w:eastAsia="Times New Roman" w:hAnsi="Helvetica" w:cs="Times New Roman"/>
+                <w:kern w:val="0"/>
+                <w:sz w:val="20"/>
+                <w:szCs w:val="20"/>
+                <w:lang w:eastAsia="en-GB"/>
+                <w14:ligatures w14:val="none"/>
+              </w:rPr>
+            </w:pPr>
+            <w:r>
+              <w:rPr>
+                <w:rFonts w:ascii="Helvetica" w:eastAsia="Times New Roman" w:hAnsi="Helvetica" w:cs="Times New Roman"/>
+                <w:kern w:val="0"/>
+                <w:sz w:val="20"/>
+                <w:szCs w:val="20"/>
+                <w:lang w:eastAsia="en-GB"/>
+                <w14:ligatures w14:val="none"/>
+              </w:rPr>
+              <w:t>Multiple keyframes (defining intermediate states)</w:t>
+            </w:r>
+          </w:p>
+        </w:tc>
+      </w:tr>
+      <w:tr>
+        <w:trPr>
+          <w:tblCellSpacing w:w="15" w:type="dxa"/>
+        </w:trPr>
+        <w:tc>
+          <w:tcPr>
+            <w:tcW w:w="0" w:type="auto"/>
+            <w:vAlign w:val="center"/>
+            <w:hideMark/>
+          </w:tcPr>
+          <w:p>
+            <w:pPr>
+              <w:rPr>
+                <w:rFonts w:ascii="Helvetica" w:eastAsia="Times New Roman" w:hAnsi="Helvetica" w:cs="Times New Roman"/>
+                <w:kern w:val="0"/>
+                <w:sz w:val="20"/>
+                <w:szCs w:val="20"/>
+                <w:lang w:eastAsia="en-GB"/>
+                <w14:ligatures w14:val="none"/>
+              </w:rPr>
+            </w:pPr>
+            <w:r>
+              <w:rPr>
+                <w:rFonts w:ascii="Helvetica" w:eastAsia="Times New Roman" w:hAnsi="Helvetica" w:cs="Times New Roman"/>
+                <w:b/>
+                <w:bCs/>
+                <w:kern w:val="0"/>
+                <w:sz w:val="20"/>
+                <w:szCs w:val="20"/>
+                <w:lang w:eastAsia="en-GB"/>
+                <w14:ligatures w14:val="none"/>
+              </w:rPr>
+              <w:t>Animation Definition</w:t>
+            </w:r>
+          </w:p>
+        </w:tc>
+        <w:tc>
+          <w:tcPr>
+            <w:tcW w:w="0" w:type="auto"/>
+            <w:vAlign w:val="center"/>
+            <w:hideMark/>
+          </w:tcPr>
+          <w:p>
+            <w:pPr>
+              <w:rPr>
+                <w:rFonts w:ascii="Helvetica" w:eastAsia="Times New Roman" w:hAnsi="Helvetica" w:cs="Times New Roman"/>
+                <w:kern w:val="0"/>
+                <w:sz w:val="20"/>
+                <w:szCs w:val="20"/>
+                <w:lang w:eastAsia="en-GB"/>
+                <w14:ligatures w14:val="none"/>
+              </w:rPr>
+            </w:pPr>
+            <w:r>
+              <w:rPr>
+                <w:rFonts w:ascii="Helvetica" w:eastAsia="Times New Roman" w:hAnsi="Helvetica" w:cs="Times New Roman"/>
+                <w:kern w:val="0"/>
+                <w:sz w:val="20"/>
+                <w:szCs w:val="20"/>
+                <w:lang w:eastAsia="en-GB"/>
+                <w14:ligatures w14:val="none"/>
+              </w:rPr>
+              <w:t>Implicit (browser interpolates)</w:t>
+            </w:r>
+          </w:p>
+        </w:tc>
+        <w:tc>
+          <w:tcPr>
+            <w:tcW w:w="0" w:type="auto"/>
+            <w:vAlign w:val="center"/>
+            <w:hideMark/>
+          </w:tcPr>
+          <w:p>
+            <w:pPr>
+              <w:rPr>
+                <w:rFonts w:ascii="Helvetica" w:eastAsia="Times New Roman" w:hAnsi="Helvetica" w:cs="Times New Roman"/>
+                <w:kern w:val="0"/>
+                <w:sz w:val="20"/>
+                <w:szCs w:val="20"/>
+                <w:lang w:eastAsia="en-GB"/>
+                <w14:ligatures w14:val="none"/>
+              </w:rPr>
+            </w:pPr>
+            <w:r>
+              <w:rPr>
+                <w:rFonts w:ascii="Helvetica" w:eastAsia="Times New Roman" w:hAnsi="Helvetica" w:cs="Times New Roman"/>
+                <w:kern w:val="0"/>
+                <w:sz w:val="20"/>
+                <w:szCs w:val="20"/>
+                <w:lang w:eastAsia="en-GB"/>
+                <w14:ligatures w14:val="none"/>
+              </w:rPr>
+              <w:t>Explicit (</w:t>
+            </w:r>
+            <w:r>
+              <w:rPr>
+                <w:rFonts w:ascii="Helvetica" w:eastAsia="Times New Roman" w:hAnsi="Helvetica" w:cs="Courier New"/>
+                <w:kern w:val="0"/>
+                <w:sz w:val="20"/>
+                <w:szCs w:val="20"/>
+                <w:lang w:eastAsia="en-GB"/>
+                <w14:ligatures w14:val="none"/>
+              </w:rPr>
+              <w:t>@keyframes</w:t>
+            </w:r>
+            <w:r>
+              <w:rPr>
+                <w:rFonts w:ascii="Helvetica" w:eastAsia="Times New Roman" w:hAnsi="Helvetica" w:cs="Times New Roman"/>
+                <w:kern w:val="0"/>
+                <w:sz w:val="20"/>
+                <w:szCs w:val="20"/>
+                <w:lang w:eastAsia="en-GB"/>
+                <w14:ligatures w14:val="none"/>
+              </w:rPr>
+              <w:t xml:space="preserve"> rule)</w:t>
+            </w:r>
+          </w:p>
+        </w:tc>
+      </w:tr>
+      <w:tr>
+        <w:trPr>
+          <w:tblCellSpacing w:w="15" w:type="dxa"/>
+        </w:trPr>
+        <w:tc>
+          <w:tcPr>
+            <w:tcW w:w="0" w:type="auto"/>
+            <w:vAlign w:val="center"/>
+            <w:hideMark/>
+          </w:tcPr>
+          <w:p>
+            <w:pPr>
+              <w:rPr>
+                <w:rFonts w:ascii="Helvetica" w:eastAsia="Times New Roman" w:hAnsi="Helvetica" w:cs="Times New Roman"/>
+                <w:kern w:val="0"/>
+                <w:sz w:val="20"/>
+                <w:szCs w:val="20"/>
+                <w:lang w:eastAsia="en-GB"/>
+                <w14:ligatures w14:val="none"/>
+              </w:rPr>
+            </w:pPr>
+            <w:r>
+              <w:rPr>
+                <w:rFonts w:ascii="Helvetica" w:eastAsia="Times New Roman" w:hAnsi="Helvetica" w:cs="Times New Roman"/>
+                <w:b/>
+                <w:bCs/>
+                <w:kern w:val="0"/>
+                <w:sz w:val="20"/>
+                <w:szCs w:val="20"/>
+                <w:lang w:eastAsia="en-GB"/>
+                <w14:ligatures w14:val="none"/>
+              </w:rPr>
+              <w:t>Trigger</w:t>
+            </w:r>
+          </w:p>
+        </w:tc>
+        <w:tc>
+          <w:tcPr>
+            <w:tcW w:w="0" w:type="auto"/>
+            <w:vAlign w:val="center"/>
+            <w:hideMark/>
+          </w:tcPr>
+          <w:p>
+            <w:pPr>
+              <w:rPr>
+                <w:rFonts w:ascii="Helvetica" w:eastAsia="Times New Roman" w:hAnsi="Helvetica" w:cs="Times New Roman"/>
+                <w:kern w:val="0"/>
+                <w:sz w:val="20"/>
+                <w:szCs w:val="20"/>
+                <w:lang w:eastAsia="en-GB"/>
+                <w14:ligatures w14:val="none"/>
+              </w:rPr>
+            </w:pPr>
+            <w:r>
+              <w:rPr>
+                <w:rFonts w:ascii="Helvetica" w:eastAsia="Times New Roman" w:hAnsi="Helvetica" w:cs="Times New Roman"/>
+                <w:kern w:val="0"/>
+                <w:sz w:val="20"/>
+                <w:szCs w:val="20"/>
+                <w:lang w:eastAsia="en-GB"/>
+                <w14:ligatures w14:val="none"/>
+              </w:rPr>
+              <w:t>Triggered by state changes (hover, focus, etc.)</w:t>
+            </w:r>
+          </w:p>
+        </w:tc>
+        <w:tc>
+          <w:tcPr>
+            <w:tcW w:w="0" w:type="auto"/>
+            <w:vAlign w:val="center"/>
+            <w:hideMark/>
+          </w:tcPr>
+          <w:p>
+            <w:pPr>
+              <w:rPr>
+                <w:rFonts w:ascii="Helvetica" w:eastAsia="Times New Roman" w:hAnsi="Helvetica" w:cs="Times New Roman"/>
+                <w:kern w:val="0"/>
+                <w:sz w:val="20"/>
+                <w:szCs w:val="20"/>
+                <w:lang w:eastAsia="en-GB"/>
+                <w14:ligatures w14:val="none"/>
+              </w:rPr>
+            </w:pPr>
+            <w:r>
+              <w:rPr>
+                <w:rFonts w:ascii="Helvetica" w:eastAsia="Times New Roman" w:hAnsi="Helvetica" w:cs="Times New Roman"/>
+                <w:kern w:val="0"/>
+                <w:sz w:val="20"/>
+                <w:szCs w:val="20"/>
+                <w:lang w:eastAsia="en-GB"/>
+                <w14:ligatures w14:val="none"/>
+              </w:rPr>
+              <w:t>Can start automatically or be JS-controlled</w:t>
+            </w:r>
+          </w:p>
+        </w:tc>
+      </w:tr>
+      <w:tr>
+        <w:trPr>
+          <w:tblCellSpacing w:w="15" w:type="dxa"/>
+        </w:trPr>
+        <w:tc>
+          <w:tcPr>
+            <w:tcW w:w="0" w:type="auto"/>
+            <w:vAlign w:val="center"/>
+            <w:hideMark/>
+          </w:tcPr>
+          <w:p>
+            <w:pPr>
+              <w:rPr>
+                <w:rFonts w:ascii="Helvetica" w:eastAsia="Times New Roman" w:hAnsi="Helvetica" w:cs="Times New Roman"/>
+                <w:kern w:val="0"/>
+                <w:sz w:val="20"/>
+                <w:szCs w:val="20"/>
+                <w:lang w:eastAsia="en-GB"/>
+                <w14:ligatures w14:val="none"/>
+              </w:rPr>
+            </w:pPr>
+            <w:r>
+              <w:rPr>
+                <w:rFonts w:ascii="Helvetica" w:eastAsia="Times New Roman" w:hAnsi="Helvetica" w:cs="Times New Roman"/>
+                <w:b/>
+                <w:bCs/>
+                <w:kern w:val="0"/>
+                <w:sz w:val="20"/>
+                <w:szCs w:val="20"/>
+                <w:lang w:eastAsia="en-GB"/>
+                <w14:ligatures w14:val="none"/>
+              </w:rPr>
+              <w:t>Complexity</w:t>
+            </w:r>
+          </w:p>
+        </w:tc>
+        <w:tc>
+          <w:tcPr>
+            <w:tcW w:w="0" w:type="auto"/>
+            <w:vAlign w:val="center"/>
+            <w:hideMark/>
+          </w:tcPr>
+          <w:p>
+            <w:pPr>
+              <w:rPr>
+                <w:rFonts w:ascii="Helvetica" w:eastAsia="Times New Roman" w:hAnsi="Helvetica" w:cs="Times New Roman"/>
+                <w:kern w:val="0"/>
+                <w:sz w:val="20"/>
+                <w:szCs w:val="20"/>
+                <w:lang w:eastAsia="en-GB"/>
+                <w14:ligatures w14:val="none"/>
+              </w:rPr>
+            </w:pPr>
+            <w:r>
+              <w:rPr>
+                <w:rFonts w:ascii="Helvetica" w:eastAsia="Times New Roman" w:hAnsi="Helvetica" w:cs="Times New Roman"/>
+                <w:kern w:val="0"/>
+                <w:sz w:val="20"/>
+                <w:szCs w:val="20"/>
+                <w:lang w:eastAsia="en-GB"/>
+                <w14:ligatures w14:val="none"/>
+              </w:rPr>
+              <w:t>Simpler</w:t>
+            </w:r>
+          </w:p>
+        </w:tc>
+        <w:tc>
+          <w:tcPr>
+            <w:tcW w:w="0" w:type="auto"/>
+            <w:vAlign w:val="center"/>
+            <w:hideMark/>
+          </w:tcPr>
+          <w:p>
+            <w:pPr>
+              <w:rPr>
+                <w:rFonts w:ascii="Helvetica" w:eastAsia="Times New Roman" w:hAnsi="Helvetica" w:cs="Times New Roman"/>
+                <w:kern w:val="0"/>
+                <w:sz w:val="20"/>
+                <w:szCs w:val="20"/>
+                <w:lang w:eastAsia="en-GB"/>
+                <w14:ligatures w14:val="none"/>
+              </w:rPr>
+            </w:pPr>
+            <w:r>
+              <w:rPr>
+                <w:rFonts w:ascii="Helvetica" w:eastAsia="Times New Roman" w:hAnsi="Helvetica" w:cs="Times New Roman"/>
+                <w:kern w:val="0"/>
+                <w:sz w:val="20"/>
+                <w:szCs w:val="20"/>
+                <w:lang w:eastAsia="en-GB"/>
+                <w14:ligatures w14:val="none"/>
+              </w:rPr>
+              <w:t>More complex</w:t>
+            </w:r>
+          </w:p>
+        </w:tc>
+      </w:tr>
+      <w:tr>
+        <w:trPr>
+          <w:tblCellSpacing w:w="15" w:type="dxa"/>
+        </w:trPr>
+        <w:tc>
+          <w:tcPr>
+            <w:tcW w:w="0" w:type="auto"/>
+            <w:vAlign w:val="center"/>
+            <w:hideMark/>
+          </w:tcPr>
+          <w:p>
+            <w:pPr>
+              <w:rPr>
+                <w:rFonts w:ascii="Helvetica" w:eastAsia="Times New Roman" w:hAnsi="Helvetica" w:cs="Times New Roman"/>
+                <w:kern w:val="0"/>
+                <w:sz w:val="20"/>
+                <w:szCs w:val="20"/>
+                <w:lang w:eastAsia="en-GB"/>
+                <w14:ligatures w14:val="none"/>
+              </w:rPr>
+            </w:pPr>
+            <w:r>
+              <w:rPr>
+                <w:rFonts w:ascii="Helvetica" w:eastAsia="Times New Roman" w:hAnsi="Helvetica" w:cs="Times New Roman"/>
+                <w:b/>
+                <w:bCs/>
+                <w:kern w:val="0"/>
+                <w:sz w:val="20"/>
+                <w:szCs w:val="20"/>
+                <w:lang w:eastAsia="en-GB"/>
+                <w14:ligatures w14:val="none"/>
+              </w:rPr>
+              <w:t>Repetition</w:t>
+            </w:r>
+          </w:p>
+        </w:tc>
+        <w:tc>
+          <w:tcPr>
+            <w:tcW w:w="0" w:type="auto"/>
+            <w:vAlign w:val="center"/>
+            <w:hideMark/>
+          </w:tcPr>
+          <w:p>
+            <w:pPr>
+              <w:rPr>
+                <w:rFonts w:ascii="Helvetica" w:eastAsia="Times New Roman" w:hAnsi="Helvetica" w:cs="Times New Roman"/>
+                <w:kern w:val="0"/>
+                <w:sz w:val="20"/>
+                <w:szCs w:val="20"/>
+                <w:lang w:eastAsia="en-GB"/>
+                <w14:ligatures w14:val="none"/>
+              </w:rPr>
+            </w:pPr>
+            <w:r>
+              <w:rPr>
+                <w:rFonts w:ascii="Helvetica" w:eastAsia="Times New Roman" w:hAnsi="Helvetica" w:cs="Times New Roman"/>
+                <w:kern w:val="0"/>
+                <w:sz w:val="20"/>
+                <w:szCs w:val="20"/>
+                <w:lang w:eastAsia="en-GB"/>
+                <w14:ligatures w14:val="none"/>
+              </w:rPr>
+              <w:t>Typically single occurrence or JS-controlled</w:t>
+            </w:r>
+          </w:p>
+        </w:tc>
+        <w:tc>
+          <w:tcPr>
+            <w:tcW w:w="0" w:type="auto"/>
+            <w:vAlign w:val="center"/>
+            <w:hideMark/>
+          </w:tcPr>
+          <w:p>
+            <w:pPr>
+              <w:rPr>
+                <w:rFonts w:ascii="Helvetica" w:eastAsia="Times New Roman" w:hAnsi="Helvetica" w:cs="Times New Roman"/>
+                <w:kern w:val="0"/>
+                <w:sz w:val="20"/>
+                <w:szCs w:val="20"/>
+                <w:lang w:eastAsia="en-GB"/>
+                <w14:ligatures w14:val="none"/>
+              </w:rPr>
+            </w:pPr>
+            <w:r>
+              <w:rPr>
+                <w:rFonts w:ascii="Helvetica" w:eastAsia="Times New Roman" w:hAnsi="Helvetica" w:cs="Times New Roman"/>
+                <w:kern w:val="0"/>
+                <w:sz w:val="20"/>
+                <w:szCs w:val="20"/>
+                <w:lang w:eastAsia="en-GB"/>
+                <w14:ligatures w14:val="none"/>
+              </w:rPr>
+              <w:t>Built-in repetition control (</w:t>
+            </w:r>
+            <w:r>
+              <w:rPr>
+                <w:rFonts w:ascii="Helvetica" w:eastAsia="Times New Roman" w:hAnsi="Helvetica" w:cs="Courier New"/>
+                <w:kern w:val="0"/>
+                <w:sz w:val="20"/>
+                <w:szCs w:val="20"/>
+                <w:lang w:eastAsia="en-GB"/>
+                <w14:ligatures w14:val="none"/>
+              </w:rPr>
+              <w:t>animation-iteration-count</w:t>
+            </w:r>
+            <w:r>
+              <w:rPr>
+                <w:rFonts w:ascii="Helvetica" w:eastAsia="Times New Roman" w:hAnsi="Helvetica" w:cs="Times New Roman"/>
+                <w:kern w:val="0"/>
+                <w:sz w:val="20"/>
+                <w:szCs w:val="20"/>
+                <w:lang w:eastAsia="en-GB"/>
+                <w14:ligatures w14:val="none"/>
+              </w:rPr>
+              <w:t>)</w:t>
+            </w:r>
+          </w:p>
+        </w:tc>
+      </w:tr>
+      <w:tr>
+        <w:trPr>
+          <w:tblCellSpacing w:w="15" w:type="dxa"/>
+        </w:trPr>
+        <w:tc>
+          <w:tcPr>
+            <w:tcW w:w="0" w:type="auto"/>
+            <w:vAlign w:val="center"/>
+            <w:hideMark/>
+          </w:tcPr>
+          <w:p>
+            <w:pPr>
+              <w:rPr>
+                <w:rFonts w:ascii="Helvetica" w:eastAsia="Times New Roman" w:hAnsi="Helvetica" w:cs="Times New Roman"/>
+                <w:kern w:val="0"/>
+                <w:sz w:val="20"/>
+                <w:szCs w:val="20"/>
+                <w:lang w:eastAsia="en-GB"/>
+                <w14:ligatures w14:val="none"/>
+              </w:rPr>
+            </w:pPr>
+            <w:r>
+              <w:rPr>
+                <w:rFonts w:ascii="Helvetica" w:eastAsia="Times New Roman" w:hAnsi="Helvetica" w:cs="Times New Roman"/>
+                <w:b/>
+                <w:bCs/>
+                <w:kern w:val="0"/>
+                <w:sz w:val="20"/>
+                <w:szCs w:val="20"/>
+                <w:lang w:eastAsia="en-GB"/>
+                <w14:ligatures w14:val="none"/>
+              </w:rPr>
+              <w:t>Control</w:t>
+            </w:r>
+          </w:p>
+        </w:tc>
+        <w:tc>
+          <w:tcPr>
+            <w:tcW w:w="0" w:type="auto"/>
+            <w:vAlign w:val="center"/>
+            <w:hideMark/>
+          </w:tcPr>
+          <w:p>
+            <w:pPr>
+              <w:rPr>
+                <w:rFonts w:ascii="Helvetica" w:eastAsia="Times New Roman" w:hAnsi="Helvetica" w:cs="Times New Roman"/>
+                <w:kern w:val="0"/>
+                <w:sz w:val="20"/>
+                <w:szCs w:val="20"/>
+                <w:lang w:eastAsia="en-GB"/>
+                <w14:ligatures w14:val="none"/>
+              </w:rPr>
+            </w:pPr>
+            <w:r>
+              <w:rPr>
+                <w:rFonts w:ascii="Helvetica" w:eastAsia="Times New Roman" w:hAnsi="Helvetica" w:cs="Times New Roman"/>
+                <w:kern w:val="0"/>
+                <w:sz w:val="20"/>
+                <w:szCs w:val="20"/>
+                <w:lang w:eastAsia="en-GB"/>
+                <w14:ligatures w14:val="none"/>
+              </w:rPr>
+              <w:t>Limited control over intermediate steps</w:t>
+            </w:r>
+          </w:p>
+        </w:tc>
+        <w:tc>
+          <w:tcPr>
+            <w:tcW w:w="0" w:type="auto"/>
+            <w:vAlign w:val="center"/>
+            <w:hideMark/>
+          </w:tcPr>
+          <w:p>
+            <w:pPr>
+              <w:rPr>
+                <w:rFonts w:ascii="Helvetica" w:eastAsia="Times New Roman" w:hAnsi="Helvetica" w:cs="Times New Roman"/>
+                <w:kern w:val="0"/>
+                <w:sz w:val="20"/>
+                <w:szCs w:val="20"/>
+                <w:lang w:eastAsia="en-GB"/>
+                <w14:ligatures w14:val="none"/>
+              </w:rPr>
+            </w:pPr>
+            <w:r>
+              <w:rPr>
+                <w:rFonts w:ascii="Helvetica" w:eastAsia="Times New Roman" w:hAnsi="Helvetica" w:cs="Times New Roman"/>
+                <w:kern w:val="0"/>
+                <w:sz w:val="20"/>
+                <w:szCs w:val="20"/>
+                <w:lang w:eastAsia="en-GB"/>
+                <w14:ligatures w14:val="none"/>
+              </w:rPr>
+              <w:t>Precise control over each step in the animation</w:t>
+            </w:r>
+          </w:p>
+        </w:tc>
+      </w:tr>
+      <w:tr>
+        <w:trPr>
+          <w:tblCellSpacing w:w="15" w:type="dxa"/>
+        </w:trPr>
+        <w:tc>
+          <w:tcPr>
+            <w:tcW w:w="0" w:type="auto"/>
+            <w:vAlign w:val="center"/>
+            <w:hideMark/>
+          </w:tcPr>
+          <w:p>
+            <w:pPr>
+              <w:rPr>
+                <w:rFonts w:ascii="Helvetica" w:eastAsia="Times New Roman" w:hAnsi="Helvetica" w:cs="Times New Roman"/>
+                <w:kern w:val="0"/>
+                <w:sz w:val="20"/>
+                <w:szCs w:val="20"/>
+                <w:lang w:eastAsia="en-GB"/>
+                <w14:ligatures w14:val="none"/>
+              </w:rPr>
+            </w:pPr>
+            <w:r>
+              <w:rPr>
+                <w:rFonts w:ascii="Helvetica" w:eastAsia="Times New Roman" w:hAnsi="Helvetica" w:cs="Times New Roman"/>
+                <w:b/>
+                <w:bCs/>
+                <w:kern w:val="0"/>
+                <w:sz w:val="20"/>
+                <w:szCs w:val="20"/>
+                <w:lang w:eastAsia="en-GB"/>
+                <w14:ligatures w14:val="none"/>
+              </w:rPr>
+              <w:t>Use Cases</w:t>
+            </w:r>
+          </w:p>
+        </w:tc>
+        <w:tc>
+          <w:tcPr>
+            <w:tcW w:w="0" w:type="auto"/>
+            <w:vAlign w:val="center"/>
+            <w:hideMark/>
+          </w:tcPr>
+          <w:p>
+            <w:pPr>
+              <w:rPr>
+                <w:rFonts w:ascii="Helvetica" w:eastAsia="Times New Roman" w:hAnsi="Helvetica" w:cs="Times New Roman"/>
+                <w:kern w:val="0"/>
+                <w:sz w:val="20"/>
+                <w:szCs w:val="20"/>
+                <w:lang w:eastAsia="en-GB"/>
+                <w14:ligatures w14:val="none"/>
+              </w:rPr>
+            </w:pPr>
+            <w:r>
+              <w:rPr>
+                <w:rFonts w:ascii="Helvetica" w:eastAsia="Times New Roman" w:hAnsi="Helvetica" w:cs="Times New Roman"/>
+                <w:kern w:val="0"/>
+                <w:sz w:val="20"/>
+                <w:szCs w:val="20"/>
+                <w:lang w:eastAsia="en-GB"/>
+                <w14:ligatures w14:val="none"/>
+              </w:rPr>
+              <w:t>Simple interactions, subtle effects</w:t>
+            </w:r>
+          </w:p>
+        </w:tc>
+        <w:tc>
+          <w:tcPr>
+            <w:tcW w:w="0" w:type="auto"/>
+            <w:vAlign w:val="center"/>
+            <w:hideMark/>
+          </w:tcPr>
+          <w:p>
+            <w:pPr>
+              <w:rPr>
+                <w:rFonts w:ascii="Helvetica" w:eastAsia="Times New Roman" w:hAnsi="Helvetica" w:cs="Times New Roman"/>
+                <w:kern w:val="0"/>
+                <w:sz w:val="20"/>
+                <w:szCs w:val="20"/>
+                <w:lang w:eastAsia="en-GB"/>
+                <w14:ligatures w14:val="none"/>
+              </w:rPr>
+            </w:pPr>
+            <w:r>
+              <w:rPr>
+                <w:rFonts w:ascii="Helvetica" w:eastAsia="Times New Roman" w:hAnsi="Helvetica" w:cs="Times New Roman"/>
+                <w:kern w:val="0"/>
+                <w:sz w:val="20"/>
+                <w:szCs w:val="20"/>
+                <w:lang w:eastAsia="en-GB"/>
+                <w14:ligatures w14:val="none"/>
+              </w:rPr>
+              <w:t>Complex</w:t>
+            </w:r>
+            <w:r>
+              <w:rPr>
+                <w:rFonts w:ascii="Helvetica" w:hAnsi="Helvetica"/>
+                <w:sz w:val="20"/>
+                <w:szCs w:val="20"/>
+              </w:rPr>
+              <w:t xml:space="preserve"> </w:t>
+            </w:r>
+            <w:r>
+              <w:rPr>
+                <w:rFonts w:ascii="Helvetica" w:hAnsi="Helvetica"/>
+                <w:sz w:val="20"/>
+                <w:szCs w:val="20"/>
+              </w:rPr>
+              <w:t>animations, looping effects, sequences</w:t>
+            </w:r>
+          </w:p>
+        </w:tc>
+      </w:tr>
+    </w:tbl>
     <w:p>
       <w:pPr>
         <w:spacing w:after="240" w:line="420" w:lineRule="atLeast"/>
@@ -3946,16 +5290,6 @@
           <w14:ligatures w14:val="none"/>
         </w:rPr>
       </w:pPr>
-      <w:r>
-        <w:rPr>
-          <w:rFonts w:ascii="Helvetica Neue" w:eastAsia="Times New Roman" w:hAnsi="Helvetica Neue" w:cs="Times New Roman"/>
-          <w:color w:val="1B1C1D"/>
-          <w:kern w:val="0"/>
-          <w:lang w:eastAsia="en-GB"/>
-          <w14:ligatures w14:val="none"/>
-        </w:rPr>
-        <w:t>CSS animations allow you to create dynamic visual effects on your web pages without relying on JavaScript (for simple animations). They provide a way to animate almost any CSS property, making it possible to create transitions, transformations, and other engaging visual experiences.</w:t>
-      </w:r>
     </w:p>
     <w:p>
       <w:pPr>
@@ -5333,7 +6667,6 @@
           <w:lang w:eastAsia="en-GB"/>
           <w14:ligatures w14:val="none"/>
         </w:rPr>
-        <w:lastRenderedPageBreak/>
         <w:t>You can have as many keyframes as you need to create a smooth animation.</w:t>
       </w:r>
     </w:p>
@@ -5690,6 +7023,7 @@
           <w:lang w:eastAsia="en-GB"/>
           <w14:ligatures w14:val="none"/>
         </w:rPr>
+        <w:lastRenderedPageBreak/>
         <w:t>ease</w:t>
       </w:r>
       <w:r>
@@ -6432,7 +7766,6 @@
           <w:lang w:eastAsia="en-GB"/>
           <w14:ligatures w14:val="none"/>
         </w:rPr>
-        <w:lastRenderedPageBreak/>
         <w:t>forwards</w:t>
       </w:r>
       <w:r>
@@ -6673,6 +8006,7 @@
           <w:lang w:eastAsia="en-GB"/>
           <w14:ligatures w14:val="none"/>
         </w:rPr>
+        <w:lastRenderedPageBreak/>
         <w:t>Example:</w:t>
       </w:r>
     </w:p>
@@ -8258,7 +9592,6 @@
           <w:lang w:eastAsia="en-GB"/>
           <w14:ligatures w14:val="none"/>
         </w:rPr>
-        <w:lastRenderedPageBreak/>
         <w:t>Key Considerations:</w:t>
       </w:r>
     </w:p>
@@ -8498,6 +9831,7 @@
           <w:lang w:eastAsia="en-GB"/>
           <w14:ligatures w14:val="none"/>
         </w:rPr>
+        <w:lastRenderedPageBreak/>
         <w:t xml:space="preserve">CSS animations provide a powerful way to add visual interest and interactivity to your web pages. By understanding the </w:t>
       </w:r>
       <w:r>
@@ -8985,9 +10319,9 @@
     </w:lvl>
   </w:abstractNum>
   <w:abstractNum w:abstractNumId="3" w15:restartNumberingAfterBreak="0">
-    <w:nsid w:val="117A1AB9"/>
+    <w:nsid w:val="0DAF220B"/>
     <w:multiLevelType w:val="multilevel"/>
-    <w:tmpl w:val="2102D376"/>
+    <w:tmpl w:val="6D98CCEC"/>
     <w:lvl w:ilvl="0">
       <w:start w:val="1"/>
       <w:numFmt w:val="bullet"/>
@@ -9134,7 +10468,7 @@
     </w:lvl>
   </w:abstractNum>
   <w:abstractNum w:abstractNumId="4" w15:restartNumberingAfterBreak="0">
-    <w:nsid w:val="3EC54D31"/>
+    <w:nsid w:val="117A1AB9"/>
     <w:multiLevelType w:val="multilevel"/>
     <w:tmpl w:val="2102D376"/>
     <w:lvl w:ilvl="0">
@@ -9283,7 +10617,7 @@
     </w:lvl>
   </w:abstractNum>
   <w:abstractNum w:abstractNumId="5" w15:restartNumberingAfterBreak="0">
-    <w:nsid w:val="439C76BC"/>
+    <w:nsid w:val="3EC54D31"/>
     <w:multiLevelType w:val="multilevel"/>
     <w:tmpl w:val="2102D376"/>
     <w:lvl w:ilvl="0">
@@ -9432,6 +10766,155 @@
     </w:lvl>
   </w:abstractNum>
   <w:abstractNum w:abstractNumId="6" w15:restartNumberingAfterBreak="0">
+    <w:nsid w:val="439C76BC"/>
+    <w:multiLevelType w:val="multilevel"/>
+    <w:tmpl w:val="2102D376"/>
+    <w:lvl w:ilvl="0">
+      <w:start w:val="1"/>
+      <w:numFmt w:val="bullet"/>
+      <w:lvlText w:val=""/>
+      <w:lvlJc w:val="left"/>
+      <w:pPr>
+        <w:tabs>
+          <w:tab w:val="num" w:pos="720"/>
+        </w:tabs>
+        <w:ind w:left="720" w:hanging="360"/>
+      </w:pPr>
+      <w:rPr>
+        <w:rFonts w:ascii="Symbol" w:hAnsi="Symbol" w:hint="default"/>
+        <w:sz w:val="20"/>
+      </w:rPr>
+    </w:lvl>
+    <w:lvl w:ilvl="1" w:tentative="1">
+      <w:start w:val="1"/>
+      <w:numFmt w:val="bullet"/>
+      <w:lvlText w:val="o"/>
+      <w:lvlJc w:val="left"/>
+      <w:pPr>
+        <w:tabs>
+          <w:tab w:val="num" w:pos="1440"/>
+        </w:tabs>
+        <w:ind w:left="1440" w:hanging="360"/>
+      </w:pPr>
+      <w:rPr>
+        <w:rFonts w:ascii="Courier New" w:hAnsi="Courier New" w:hint="default"/>
+        <w:sz w:val="20"/>
+      </w:rPr>
+    </w:lvl>
+    <w:lvl w:ilvl="2" w:tentative="1">
+      <w:start w:val="1"/>
+      <w:numFmt w:val="bullet"/>
+      <w:lvlText w:val=""/>
+      <w:lvlJc w:val="left"/>
+      <w:pPr>
+        <w:tabs>
+          <w:tab w:val="num" w:pos="2160"/>
+        </w:tabs>
+        <w:ind w:left="2160" w:hanging="360"/>
+      </w:pPr>
+      <w:rPr>
+        <w:rFonts w:ascii="Wingdings" w:hAnsi="Wingdings" w:hint="default"/>
+        <w:sz w:val="20"/>
+      </w:rPr>
+    </w:lvl>
+    <w:lvl w:ilvl="3" w:tentative="1">
+      <w:start w:val="1"/>
+      <w:numFmt w:val="bullet"/>
+      <w:lvlText w:val=""/>
+      <w:lvlJc w:val="left"/>
+      <w:pPr>
+        <w:tabs>
+          <w:tab w:val="num" w:pos="2880"/>
+        </w:tabs>
+        <w:ind w:left="2880" w:hanging="360"/>
+      </w:pPr>
+      <w:rPr>
+        <w:rFonts w:ascii="Wingdings" w:hAnsi="Wingdings" w:hint="default"/>
+        <w:sz w:val="20"/>
+      </w:rPr>
+    </w:lvl>
+    <w:lvl w:ilvl="4" w:tentative="1">
+      <w:start w:val="1"/>
+      <w:numFmt w:val="bullet"/>
+      <w:lvlText w:val=""/>
+      <w:lvlJc w:val="left"/>
+      <w:pPr>
+        <w:tabs>
+          <w:tab w:val="num" w:pos="3600"/>
+        </w:tabs>
+        <w:ind w:left="3600" w:hanging="360"/>
+      </w:pPr>
+      <w:rPr>
+        <w:rFonts w:ascii="Wingdings" w:hAnsi="Wingdings" w:hint="default"/>
+        <w:sz w:val="20"/>
+      </w:rPr>
+    </w:lvl>
+    <w:lvl w:ilvl="5" w:tentative="1">
+      <w:start w:val="1"/>
+      <w:numFmt w:val="bullet"/>
+      <w:lvlText w:val=""/>
+      <w:lvlJc w:val="left"/>
+      <w:pPr>
+        <w:tabs>
+          <w:tab w:val="num" w:pos="4320"/>
+        </w:tabs>
+        <w:ind w:left="4320" w:hanging="360"/>
+      </w:pPr>
+      <w:rPr>
+        <w:rFonts w:ascii="Wingdings" w:hAnsi="Wingdings" w:hint="default"/>
+        <w:sz w:val="20"/>
+      </w:rPr>
+    </w:lvl>
+    <w:lvl w:ilvl="6" w:tentative="1">
+      <w:start w:val="1"/>
+      <w:numFmt w:val="bullet"/>
+      <w:lvlText w:val=""/>
+      <w:lvlJc w:val="left"/>
+      <w:pPr>
+        <w:tabs>
+          <w:tab w:val="num" w:pos="5040"/>
+        </w:tabs>
+        <w:ind w:left="5040" w:hanging="360"/>
+      </w:pPr>
+      <w:rPr>
+        <w:rFonts w:ascii="Wingdings" w:hAnsi="Wingdings" w:hint="default"/>
+        <w:sz w:val="20"/>
+      </w:rPr>
+    </w:lvl>
+    <w:lvl w:ilvl="7" w:tentative="1">
+      <w:start w:val="1"/>
+      <w:numFmt w:val="bullet"/>
+      <w:lvlText w:val=""/>
+      <w:lvlJc w:val="left"/>
+      <w:pPr>
+        <w:tabs>
+          <w:tab w:val="num" w:pos="5760"/>
+        </w:tabs>
+        <w:ind w:left="5760" w:hanging="360"/>
+      </w:pPr>
+      <w:rPr>
+        <w:rFonts w:ascii="Wingdings" w:hAnsi="Wingdings" w:hint="default"/>
+        <w:sz w:val="20"/>
+      </w:rPr>
+    </w:lvl>
+    <w:lvl w:ilvl="8" w:tentative="1">
+      <w:start w:val="1"/>
+      <w:numFmt w:val="bullet"/>
+      <w:lvlText w:val=""/>
+      <w:lvlJc w:val="left"/>
+      <w:pPr>
+        <w:tabs>
+          <w:tab w:val="num" w:pos="6480"/>
+        </w:tabs>
+        <w:ind w:left="6480" w:hanging="360"/>
+      </w:pPr>
+      <w:rPr>
+        <w:rFonts w:ascii="Wingdings" w:hAnsi="Wingdings" w:hint="default"/>
+        <w:sz w:val="20"/>
+      </w:rPr>
+    </w:lvl>
+  </w:abstractNum>
+  <w:abstractNum w:abstractNumId="7" w15:restartNumberingAfterBreak="0">
     <w:nsid w:val="697A43DE"/>
     <w:multiLevelType w:val="multilevel"/>
     <w:tmpl w:val="2102D376"/>
@@ -9580,7 +11063,7 @@
       </w:rPr>
     </w:lvl>
   </w:abstractNum>
-  <w:abstractNum w:abstractNumId="7" w15:restartNumberingAfterBreak="0">
+  <w:abstractNum w:abstractNumId="8" w15:restartNumberingAfterBreak="0">
     <w:nsid w:val="76100B1E"/>
     <w:multiLevelType w:val="multilevel"/>
     <w:tmpl w:val="2102D376"/>
@@ -9730,7 +11213,7 @@
     </w:lvl>
   </w:abstractNum>
   <w:num w:numId="1" w16cid:durableId="1313487935">
-    <w:abstractNumId w:val="3"/>
+    <w:abstractNumId w:val="4"/>
   </w:num>
   <w:num w:numId="2" w16cid:durableId="1920551890">
     <w:abstractNumId w:val="1"/>
@@ -9739,19 +11222,22 @@
     <w:abstractNumId w:val="2"/>
   </w:num>
   <w:num w:numId="4" w16cid:durableId="83034808">
-    <w:abstractNumId w:val="4"/>
+    <w:abstractNumId w:val="5"/>
   </w:num>
   <w:num w:numId="5" w16cid:durableId="1337339926">
-    <w:abstractNumId w:val="6"/>
+    <w:abstractNumId w:val="7"/>
   </w:num>
   <w:num w:numId="6" w16cid:durableId="574974350">
-    <w:abstractNumId w:val="7"/>
+    <w:abstractNumId w:val="8"/>
   </w:num>
   <w:num w:numId="7" w16cid:durableId="1293630607">
-    <w:abstractNumId w:val="5"/>
+    <w:abstractNumId w:val="6"/>
   </w:num>
   <w:num w:numId="8" w16cid:durableId="596210943">
     <w:abstractNumId w:val="0"/>
+  </w:num>
+  <w:num w:numId="9" w16cid:durableId="76484635">
+    <w:abstractNumId w:val="3"/>
   </w:num>
 </w:numbering>
 </file>
